--- a/Collatio/12/1. Textos/1. Marcados/12-A.docx
+++ b/Collatio/12/1. Textos/1. Marcados/12-A.docx
@@ -1,37 +1,55 @@
 
 <file path=word/document.xml><?xml version="1.0" encoding="utf-8"?>
-<w:document xmlns:wpc="http://schemas.microsoft.com/office/word/2010/wordprocessingCanvas" xmlns:cx="http://schemas.microsoft.com/office/drawing/2014/chartex" xmlns:cx1="http://schemas.microsoft.com/office/drawing/2015/9/8/chartex" xmlns:cx2="http://schemas.microsoft.com/office/drawing/2015/10/21/chartex" xmlns:cx3="http://schemas.microsoft.com/office/drawing/2016/5/9/chartex" xmlns:cx4="http://schemas.microsoft.com/office/drawing/2016/5/10/chartex" xmlns:cx5="http://schemas.microsoft.com/office/drawing/2016/5/11/chartex" xmlns:cx6="http://schemas.microsoft.com/office/drawing/2016/5/12/chartex" xmlns:cx7="http://schemas.microsoft.com/office/drawing/2016/5/13/chartex" xmlns:cx8="http://schemas.microsoft.com/office/drawing/2016/5/14/chartex" xmlns:mc="http://schemas.openxmlformats.org/markup-compatibility/2006" xmlns:aink="http://schemas.microsoft.com/office/drawing/2016/ink" xmlns:am3d="http://schemas.microsoft.com/office/drawing/2017/model3d" xmlns:o="urn:schemas-microsoft-com:office:office" xmlns:oel="http://schemas.microsoft.com/office/2019/extlst" xmlns:r="http://schemas.openxmlformats.org/officeDocument/2006/relationships" xmlns:m="http://schemas.openxmlformats.org/officeDocument/2006/math" xmlns:v="urn:schemas-microsoft-com:vml" xmlns:wp14="http://schemas.microsoft.com/office/word/2010/wordprocessingDrawing" xmlns:wp="http://schemas.openxmlformats.org/drawingml/2006/wordprocessingDrawing" xmlns:w10="urn:schemas-microsoft-com:office:word" xmlns:w="http://schemas.openxmlformats.org/wordprocessingml/2006/main" xmlns:w14="http://schemas.microsoft.com/office/word/2010/wordml" xmlns:w15="http://schemas.microsoft.com/office/word/2012/wordml" xmlns:w16cex="http://schemas.microsoft.com/office/word/2018/wordml/cex" xmlns:w16cid="http://schemas.microsoft.com/office/word/2016/wordml/cid" xmlns:w16="http://schemas.microsoft.com/office/word/2018/wordml" xmlns:w16du="http://schemas.microsoft.com/office/word/2023/wordml/word16du" xmlns:w16sdtdh="http://schemas.microsoft.com/office/word/2020/wordml/sdtdatahash" xmlns:w16se="http://schemas.microsoft.com/office/word/2015/wordml/symex" xmlns:wpg="http://schemas.microsoft.com/office/word/2010/wordprocessingGroup" xmlns:wpi="http://schemas.microsoft.com/office/word/2010/wordprocessingInk" xmlns:wne="http://schemas.microsoft.com/office/word/2006/wordml" xmlns:wps="http://schemas.microsoft.com/office/word/2010/wordprocessingShape" mc:Ignorable="w14 w15 w16se w16cid w16 w16cex w16sdtdh wp14">
+<w:document xmlns:wpc="http://schemas.microsoft.com/office/word/2010/wordprocessingCanvas" xmlns:cx="http://schemas.microsoft.com/office/drawing/2014/chartex" xmlns:cx1="http://schemas.microsoft.com/office/drawing/2015/9/8/chartex" xmlns:cx2="http://schemas.microsoft.com/office/drawing/2015/10/21/chartex" xmlns:cx3="http://schemas.microsoft.com/office/drawing/2016/5/9/chartex" xmlns:cx4="http://schemas.microsoft.com/office/drawing/2016/5/10/chartex" xmlns:cx5="http://schemas.microsoft.com/office/drawing/2016/5/11/chartex" xmlns:cx6="http://schemas.microsoft.com/office/drawing/2016/5/12/chartex" xmlns:cx7="http://schemas.microsoft.com/office/drawing/2016/5/13/chartex" xmlns:cx8="http://schemas.microsoft.com/office/drawing/2016/5/14/chartex" xmlns:mc="http://schemas.openxmlformats.org/markup-compatibility/2006" xmlns:aink="http://schemas.microsoft.com/office/drawing/2016/ink" xmlns:am3d="http://schemas.microsoft.com/office/drawing/2017/model3d" xmlns:o="urn:schemas-microsoft-com:office:office" xmlns:oel="http://schemas.microsoft.com/office/2019/extlst" xmlns:r="http://schemas.openxmlformats.org/officeDocument/2006/relationships" xmlns:m="http://schemas.openxmlformats.org/officeDocument/2006/math" xmlns:v="urn:schemas-microsoft-com:vml" xmlns:wp14="http://schemas.microsoft.com/office/word/2010/wordprocessingDrawing" xmlns:wp="http://schemas.openxmlformats.org/drawingml/2006/wordprocessingDrawing" xmlns:w10="urn:schemas-microsoft-com:office:word" xmlns:w="http://schemas.openxmlformats.org/wordprocessingml/2006/main" xmlns:w14="http://schemas.microsoft.com/office/word/2010/wordml" xmlns:w15="http://schemas.microsoft.com/office/word/2012/wordml" xmlns:w16cex="http://schemas.microsoft.com/office/word/2018/wordml/cex" xmlns:w16cid="http://schemas.microsoft.com/office/word/2016/wordml/cid" xmlns:w16="http://schemas.microsoft.com/office/word/2018/wordml" xmlns:w16du="http://schemas.microsoft.com/office/word/2023/wordml/word16du" xmlns:w16sdtdh="http://schemas.microsoft.com/office/word/2020/wordml/sdtdatahash" xmlns:w16sdtfl="http://schemas.microsoft.com/office/word/2024/wordml/sdtformatlock" xmlns:w16se="http://schemas.microsoft.com/office/word/2015/wordml/symex" xmlns:wpg="http://schemas.microsoft.com/office/word/2010/wordprocessingGroup" xmlns:wpi="http://schemas.microsoft.com/office/word/2010/wordprocessingInk" xmlns:wne="http://schemas.microsoft.com/office/word/2006/wordml" xmlns:wps="http://schemas.microsoft.com/office/word/2010/wordprocessingShape" mc:Ignorable="w14 w15 w16se w16cid w16 w16cex w16sdtdh w16sdtfl w16du wp14">
   <w:body>
     <w:p>
-      <w:r>
-        <w:rPr>
+      <w:pPr>
+        <w:rPr>
+          <w:rFonts w:ascii="Brill" w:hAnsi="Brill"/>
+        </w:rPr>
+      </w:pPr>
+      <w:r>
+        <w:rPr>
+          <w:rFonts w:ascii="Brill" w:hAnsi="Brill"/>
           <w:color w:val="FF0000"/>
         </w:rPr>
         <w:t>18va</w:t>
       </w:r>
       <w:r>
+        <w:rPr>
+          <w:rFonts w:ascii="Brill" w:hAnsi="Brill"/>
+        </w:rPr>
         <w:t xml:space="preserve"> E pregunto el dicipulo maestro ruego te que me digas de aquel tienpo que andido nuestro señor encerrado en el vientre de santa Maria su madre como finco el cielo e la tierra o quien finco en su logar Ca segund que lo yo entiendo tu me dizes que son tres personas e un dios pues si quisieres dezir de aquellas tres personas que se encerro en el su vientre la </w:t>
       </w:r>
       <w:r>
         <w:rPr>
+          <w:rFonts w:ascii="Brill" w:hAnsi="Brill"/>
           <w:color w:val="FF0000"/>
         </w:rPr>
         <w:t>18vb</w:t>
       </w:r>
       <w:r>
+        <w:rPr>
+          <w:rFonts w:ascii="Brill" w:hAnsi="Brill"/>
+        </w:rPr>
         <w:t xml:space="preserve"> una d ellas o las dos esta es una razon E si dizes que fueron todas tres y encerradas dame recabdo quien fincaba fuera en su logar para mantener el mundo e el cielo e la tierra e las otras criaturas que en ella son este primero que paresce a nos pues quando el nuestro señor esta en el mast alto cielo que es en el nobeno para mientes por todo eso en los cielos e en la tierra sin menguar ninguna cosa de lo qu el ordeno que se non faga todo asi como el mando e esto mismo e en cada uno de los cielos que yo te ya dixe que como quier que paresce que dios esta en un logar en cada logar esta el pues vien d esta guisa era quando andava en el vientre de santa Maria como quier que parescie </w:t>
       </w:r>
       <w:r>
         <w:rPr>
+          <w:rFonts w:ascii="Brill" w:hAnsi="Brill"/>
           <w:color w:val="FF0000"/>
         </w:rPr>
         <w:t>19ra</w:t>
       </w:r>
       <w:r>
+        <w:rPr>
+          <w:rFonts w:ascii="Brill" w:hAnsi="Brill"/>
+        </w:rPr>
         <w:t xml:space="preserve"> que alli estava encerrado en todo estava el vien como enantes que por aquello non se mengua el poder nin la grandeza E a lo que me demandeste de las tres personas si estavan y encerradas la una o las dos o las tres sepas que todas tres fueron y ca estas tres todas se encierran en un dios e por esto dizen la nuestra creencia en el salmo </w:t>
       </w:r>
       <w:r>
         <w:rPr>
+          <w:rFonts w:ascii="Brill" w:hAnsi="Brill"/>
           <w:color w:val="ED7D31" w:themeColor="accent2"/>
           <w:lang w:val="es-ES"/>
         </w:rPr>
@@ -39,12 +57,14 @@
       </w:r>
       <w:r>
         <w:rPr>
+          <w:rFonts w:ascii="Brill" w:hAnsi="Brill"/>
           <w:color w:val="ED7D31" w:themeColor="accent2"/>
         </w:rPr>
         <w:t xml:space="preserve">uicumque </w:t>
       </w:r>
       <w:r>
         <w:rPr>
+          <w:rFonts w:ascii="Brill" w:hAnsi="Brill"/>
           <w:color w:val="ED7D31" w:themeColor="accent2"/>
           <w:lang w:val="es-ES"/>
         </w:rPr>
@@ -52,29 +72,41 @@
       </w:r>
       <w:r>
         <w:rPr>
+          <w:rFonts w:ascii="Brill" w:hAnsi="Brill"/>
           <w:color w:val="ED7D31" w:themeColor="accent2"/>
         </w:rPr>
         <w:t>ult qualis pater talis filius talis spiritus sanctus</w:t>
       </w:r>
       <w:r>
+        <w:rPr>
+          <w:rFonts w:ascii="Brill" w:hAnsi="Brill"/>
+        </w:rPr>
         <w:t xml:space="preserve"> e quiere dezir qual es el padre tal es el fijo tal es el spiritu santo pues se da a entender en aquellas palabras que pues el padre tomava carne asi la tomava el fijo e el spiritu santo e por que se da a entender que tal era el uno como el otro que todo era un dios e una persona e se oviese estremança entre el uno e el otro luego abrie </w:t>
       </w:r>
       <w:r>
         <w:rPr>
+          <w:rFonts w:ascii="Brill" w:hAnsi="Brill"/>
           <w:color w:val="FF0000"/>
         </w:rPr>
         <w:t>19rb</w:t>
       </w:r>
       <w:r>
+        <w:rPr>
+          <w:rFonts w:ascii="Brill" w:hAnsi="Brill"/>
+        </w:rPr>
         <w:t xml:space="preserve"> a ser departi</w:t>
       </w:r>
       <w:r>
         <w:rPr>
+          <w:rFonts w:ascii="Brill" w:hAnsi="Brill"/>
           <w:lang w:val="es-ES"/>
         </w:rPr>
         <w:t>d</w:t>
       </w:r>
       <w:r>
+        <w:rPr>
+          <w:rFonts w:ascii="Brill" w:hAnsi="Brill"/>
+        </w:rPr>
         <w:t>a la una parte de la otra e avrie a seer un dios o tres mas por que es todo uno por eso a de seer todo de una natura en todas las cosas</w:t>
       </w:r>
     </w:p>
@@ -89,7 +121,7 @@
 </file>
 
 <file path=word/styles.xml><?xml version="1.0" encoding="utf-8"?>
-<w:styles xmlns:mc="http://schemas.openxmlformats.org/markup-compatibility/2006" xmlns:r="http://schemas.openxmlformats.org/officeDocument/2006/relationships" xmlns:w="http://schemas.openxmlformats.org/wordprocessingml/2006/main" xmlns:w14="http://schemas.microsoft.com/office/word/2010/wordml" xmlns:w15="http://schemas.microsoft.com/office/word/2012/wordml" xmlns:w16cex="http://schemas.microsoft.com/office/word/2018/wordml/cex" xmlns:w16cid="http://schemas.microsoft.com/office/word/2016/wordml/cid" xmlns:w16="http://schemas.microsoft.com/office/word/2018/wordml" xmlns:w16sdtdh="http://schemas.microsoft.com/office/word/2020/wordml/sdtdatahash" xmlns:w16se="http://schemas.microsoft.com/office/word/2015/wordml/symex" mc:Ignorable="w14 w15 w16se w16cid w16 w16cex w16sdtdh">
+<w:styles xmlns:mc="http://schemas.openxmlformats.org/markup-compatibility/2006" xmlns:r="http://schemas.openxmlformats.org/officeDocument/2006/relationships" xmlns:w="http://schemas.openxmlformats.org/wordprocessingml/2006/main" xmlns:w14="http://schemas.microsoft.com/office/word/2010/wordml" xmlns:w15="http://schemas.microsoft.com/office/word/2012/wordml" xmlns:w16cex="http://schemas.microsoft.com/office/word/2018/wordml/cex" xmlns:w16cid="http://schemas.microsoft.com/office/word/2016/wordml/cid" xmlns:w16="http://schemas.microsoft.com/office/word/2018/wordml" xmlns:w16du="http://schemas.microsoft.com/office/word/2023/wordml/word16du" xmlns:w16sdtdh="http://schemas.microsoft.com/office/word/2020/wordml/sdtdatahash" xmlns:w16sdtfl="http://schemas.microsoft.com/office/word/2024/wordml/sdtformatlock" xmlns:w16se="http://schemas.microsoft.com/office/word/2015/wordml/symex" mc:Ignorable="w14 w15 w16se w16cid w16 w16cex w16sdtdh w16sdtfl w16du">
   <w:docDefaults>
     <w:rPrDefault>
       <w:rPr>
